--- a/proposal.docx
+++ b/proposal.docx
@@ -86,6 +86,7 @@
         </w:rPr>
         <w:t xml:space="preserve">Proposal for </w:t>
       </w:r>
+      <w:proofErr w:type="gramStart"/>
       <w:r>
         <w:rPr>
           <w:rFonts w:ascii="Open Sans" w:eastAsia="Times New Roman" w:hAnsi="Open Sans" w:cs="Open Sans"/>
@@ -96,7 +97,46 @@
           <w:szCs w:val="36"/>
           <w14:ligatures w14:val="none"/>
         </w:rPr>
-        <w:t>{{ client_name }}</w:t>
+        <w:t>{{ client</w:t>
+      </w:r>
+      <w:proofErr w:type="gramEnd"/>
+      <w:r>
+        <w:rPr>
+          <w:rFonts w:ascii="Open Sans" w:eastAsia="Times New Roman" w:hAnsi="Open Sans" w:cs="Open Sans"/>
+          <w:b/>
+          <w:bCs/>
+          <w:kern w:val="0"/>
+          <w:sz w:val="36"/>
+          <w:szCs w:val="36"/>
+          <w14:ligatures w14:val="none"/>
+        </w:rPr>
+        <w:t>_</w:t>
+      </w:r>
+      <w:proofErr w:type="gramStart"/>
+      <w:r>
+        <w:rPr>
+          <w:rFonts w:ascii="Open Sans" w:eastAsia="Times New Roman" w:hAnsi="Open Sans" w:cs="Open Sans"/>
+          <w:b/>
+          <w:bCs/>
+          <w:kern w:val="0"/>
+          <w:sz w:val="36"/>
+          <w:szCs w:val="36"/>
+          <w14:ligatures w14:val="none"/>
+        </w:rPr>
+        <w:t>name }</w:t>
+      </w:r>
+      <w:proofErr w:type="gramEnd"/>
+      <w:r>
+        <w:rPr>
+          <w:rFonts w:ascii="Open Sans" w:eastAsia="Times New Roman" w:hAnsi="Open Sans" w:cs="Open Sans"/>
+          <w:b/>
+          <w:bCs/>
+          <w:kern w:val="0"/>
+          <w:sz w:val="36"/>
+          <w:szCs w:val="36"/>
+          <w14:ligatures w14:val="none"/>
+        </w:rPr>
+        <w:t>}</w:t>
       </w:r>
     </w:p>
     <w:p>
@@ -229,6 +269,7 @@
           <w14:ligatures w14:val="none"/>
         </w:rPr>
       </w:pPr>
+      <w:proofErr w:type="gramStart"/>
       <w:r>
         <w:rPr>
           <w:rFonts w:ascii="Open Sans" w:eastAsia="Times New Roman" w:hAnsi="Open Sans" w:cs="Open Sans"/>
@@ -236,7 +277,37 @@
           <w:szCs w:val="22"/>
           <w14:ligatures w14:val="none"/>
         </w:rPr>
-        <w:t>{{ budget_table }}</w:t>
+        <w:t>{{ budget</w:t>
+      </w:r>
+      <w:proofErr w:type="gramEnd"/>
+      <w:r>
+        <w:rPr>
+          <w:rFonts w:ascii="Open Sans" w:eastAsia="Times New Roman" w:hAnsi="Open Sans" w:cs="Open Sans"/>
+          <w:kern w:val="0"/>
+          <w:szCs w:val="22"/>
+          <w14:ligatures w14:val="none"/>
+        </w:rPr>
+        <w:t>_</w:t>
+      </w:r>
+      <w:proofErr w:type="gramStart"/>
+      <w:r>
+        <w:rPr>
+          <w:rFonts w:ascii="Open Sans" w:eastAsia="Times New Roman" w:hAnsi="Open Sans" w:cs="Open Sans"/>
+          <w:kern w:val="0"/>
+          <w:szCs w:val="22"/>
+          <w14:ligatures w14:val="none"/>
+        </w:rPr>
+        <w:t>table }</w:t>
+      </w:r>
+      <w:proofErr w:type="gramEnd"/>
+      <w:r>
+        <w:rPr>
+          <w:rFonts w:ascii="Open Sans" w:eastAsia="Times New Roman" w:hAnsi="Open Sans" w:cs="Open Sans"/>
+          <w:kern w:val="0"/>
+          <w:szCs w:val="22"/>
+          <w14:ligatures w14:val="none"/>
+        </w:rPr>
+        <w:t>}</w:t>
       </w:r>
     </w:p>
     <w:p>
@@ -259,6 +330,7 @@
         </w:rPr>
         <w:t xml:space="preserve">Initial Payment </w:t>
       </w:r>
+      <w:proofErr w:type="gramStart"/>
       <w:r>
         <w:rPr>
           <w:rFonts w:ascii="Open Sans" w:eastAsia="Times New Roman" w:hAnsi="Open Sans" w:cs="Open Sans"/>
@@ -267,8 +339,9 @@
           <w:highlight w:val="yellow"/>
           <w14:ligatures w14:val="none"/>
         </w:rPr>
-        <w:t>{{ initial_payment }}</w:t>
-      </w:r>
+        <w:t>{{ initial</w:t>
+      </w:r>
+      <w:proofErr w:type="gramEnd"/>
       <w:r>
         <w:rPr>
           <w:rFonts w:ascii="Open Sans" w:eastAsia="Times New Roman" w:hAnsi="Open Sans" w:cs="Open Sans"/>
@@ -277,8 +350,9 @@
           <w:highlight w:val="yellow"/>
           <w14:ligatures w14:val="none"/>
         </w:rPr>
-        <w:t xml:space="preserve"> + G</w:t>
-      </w:r>
+        <w:t>_</w:t>
+      </w:r>
+      <w:proofErr w:type="gramStart"/>
       <w:r>
         <w:rPr>
           <w:rFonts w:ascii="Open Sans" w:eastAsia="Times New Roman" w:hAnsi="Open Sans" w:cs="Open Sans"/>
@@ -287,6 +361,37 @@
           <w:highlight w:val="yellow"/>
           <w14:ligatures w14:val="none"/>
         </w:rPr>
+        <w:t>payment }</w:t>
+      </w:r>
+      <w:proofErr w:type="gramEnd"/>
+      <w:r>
+        <w:rPr>
+          <w:rFonts w:ascii="Open Sans" w:eastAsia="Times New Roman" w:hAnsi="Open Sans" w:cs="Open Sans"/>
+          <w:kern w:val="0"/>
+          <w:szCs w:val="22"/>
+          <w:highlight w:val="yellow"/>
+          <w14:ligatures w14:val="none"/>
+        </w:rPr>
+        <w:t>}</w:t>
+      </w:r>
+      <w:r>
+        <w:rPr>
+          <w:rFonts w:ascii="Open Sans" w:eastAsia="Times New Roman" w:hAnsi="Open Sans" w:cs="Open Sans"/>
+          <w:kern w:val="0"/>
+          <w:szCs w:val="22"/>
+          <w:highlight w:val="yellow"/>
+          <w14:ligatures w14:val="none"/>
+        </w:rPr>
+        <w:t xml:space="preserve"> + G</w:t>
+      </w:r>
+      <w:r>
+        <w:rPr>
+          <w:rFonts w:ascii="Open Sans" w:eastAsia="Times New Roman" w:hAnsi="Open Sans" w:cs="Open Sans"/>
+          <w:kern w:val="0"/>
+          <w:szCs w:val="22"/>
+          <w:highlight w:val="yellow"/>
+          <w14:ligatures w14:val="none"/>
+        </w:rPr>
         <w:t>ST</w:t>
       </w:r>
     </w:p>
@@ -308,8 +413,9 @@
           <w:szCs w:val="28"/>
           <w:u w:val="single"/>
         </w:rPr>
-        <w:t>{% if smm %}</w:t>
-      </w:r>
+        <w:t xml:space="preserve">{% if smm </w:t>
+      </w:r>
+      <w:proofErr w:type="gramStart"/>
       <w:r>
         <w:rPr>
           <w:b/>
@@ -318,7 +424,28 @@
           <w:szCs w:val="28"/>
           <w:u w:val="single"/>
         </w:rPr>
-        <w:t>Service - SMM (Social Media Management)</w:t>
+        <w:t>%}</w:t>
+      </w:r>
+      <w:r>
+        <w:rPr>
+          <w:b/>
+          <w:bCs/>
+          <w:sz w:val="28"/>
+          <w:szCs w:val="28"/>
+          <w:u w:val="single"/>
+        </w:rPr>
+        <w:t>Service</w:t>
+      </w:r>
+      <w:proofErr w:type="gramEnd"/>
+      <w:r>
+        <w:rPr>
+          <w:b/>
+          <w:bCs/>
+          <w:sz w:val="28"/>
+          <w:szCs w:val="28"/>
+          <w:u w:val="single"/>
+        </w:rPr>
+        <w:t xml:space="preserve"> - SMM (Social Media Management)</w:t>
       </w:r>
     </w:p>
     <w:p>
@@ -343,7 +470,25 @@
           <w:sz w:val="28"/>
           <w:szCs w:val="28"/>
         </w:rPr>
-        <w:t xml:space="preserve"> {{ creatives }}</w:t>
+        <w:t xml:space="preserve"> </w:t>
+      </w:r>
+      <w:proofErr w:type="gramStart"/>
+      <w:r>
+        <w:rPr>
+          <w:b/>
+          <w:sz w:val="28"/>
+          <w:szCs w:val="28"/>
+        </w:rPr>
+        <w:t>{{ creatives</w:t>
+      </w:r>
+      <w:proofErr w:type="gramEnd"/>
+      <w:r>
+        <w:rPr>
+          <w:b/>
+          <w:sz w:val="28"/>
+          <w:szCs w:val="28"/>
+        </w:rPr>
+        <w:t xml:space="preserve"> }}</w:t>
       </w:r>
       <w:r>
         <w:rPr>
@@ -353,13 +498,23 @@
         </w:rPr>
         <w:t xml:space="preserve"> creatives and </w:t>
       </w:r>
-      <w:r>
-        <w:rPr>
-          <w:b/>
-          <w:sz w:val="28"/>
-          <w:szCs w:val="28"/>
-        </w:rPr>
-        <w:t>{{ reels }}</w:t>
+      <w:proofErr w:type="gramStart"/>
+      <w:r>
+        <w:rPr>
+          <w:b/>
+          <w:sz w:val="28"/>
+          <w:szCs w:val="28"/>
+        </w:rPr>
+        <w:t>{{ reels</w:t>
+      </w:r>
+      <w:proofErr w:type="gramEnd"/>
+      <w:r>
+        <w:rPr>
+          <w:b/>
+          <w:sz w:val="28"/>
+          <w:szCs w:val="28"/>
+        </w:rPr>
+        <w:t xml:space="preserve"> }}</w:t>
       </w:r>
       <w:r>
         <w:rPr>
@@ -807,30 +962,55 @@
           <w:sz w:val="28"/>
           <w:szCs w:val="28"/>
         </w:rPr>
-        <w:t>-Optimized captions, hashtags, and timely scheduling Maintaining consistent branding and communication style</w:t>
-      </w:r>
-      <w:r>
-        <w:rPr>
-          <w:b/>
-          <w:sz w:val="28"/>
-          <w:szCs w:val="28"/>
-        </w:rPr>
-        <w:t>{% endif %}</w:t>
-      </w:r>
-    </w:p>
-    <w:p>
-      <w:pPr>
-        <w:rPr>
-          <w:sz w:val="28"/>
-          <w:szCs w:val="28"/>
-        </w:rPr>
-      </w:pPr>
-      <w:r>
-        <w:rPr>
-          <w:sz w:val="28"/>
-          <w:szCs w:val="28"/>
-        </w:rPr>
-        <w:t>{% if landing_page %}</w:t>
+        <w:t xml:space="preserve">-Optimized captions, hashtags, and timely scheduling Maintaining consistent branding and communication </w:t>
+      </w:r>
+      <w:proofErr w:type="gramStart"/>
+      <w:r>
+        <w:rPr>
+          <w:sz w:val="28"/>
+          <w:szCs w:val="28"/>
+        </w:rPr>
+        <w:t>style</w:t>
+      </w:r>
+      <w:r>
+        <w:rPr>
+          <w:b/>
+          <w:sz w:val="28"/>
+          <w:szCs w:val="28"/>
+        </w:rPr>
+        <w:t>{</w:t>
+      </w:r>
+      <w:proofErr w:type="gramEnd"/>
+      <w:r>
+        <w:rPr>
+          <w:b/>
+          <w:sz w:val="28"/>
+          <w:szCs w:val="28"/>
+        </w:rPr>
+        <w:t>% endif %}</w:t>
+      </w:r>
+    </w:p>
+    <w:p>
+      <w:pPr>
+        <w:rPr>
+          <w:sz w:val="28"/>
+          <w:szCs w:val="28"/>
+        </w:rPr>
+      </w:pPr>
+      <w:r>
+        <w:rPr>
+          <w:sz w:val="28"/>
+          <w:szCs w:val="28"/>
+        </w:rPr>
+        <w:t xml:space="preserve">{% if landing_page </w:t>
+      </w:r>
+      <w:proofErr w:type="gramStart"/>
+      <w:r>
+        <w:rPr>
+          <w:sz w:val="28"/>
+          <w:szCs w:val="28"/>
+        </w:rPr>
+        <w:t>%}</w:t>
       </w:r>
       <w:r>
         <w:rPr>
@@ -840,7 +1020,18 @@
           <w:szCs w:val="28"/>
           <w:u w:val="single"/>
         </w:rPr>
-        <w:t>Service - Landing Page Development</w:t>
+        <w:t>Service</w:t>
+      </w:r>
+      <w:proofErr w:type="gramEnd"/>
+      <w:r>
+        <w:rPr>
+          <w:b/>
+          <w:bCs/>
+          <w:sz w:val="28"/>
+          <w:szCs w:val="28"/>
+          <w:u w:val="single"/>
+        </w:rPr>
+        <w:t xml:space="preserve"> - Landing Page Development</w:t>
       </w:r>
     </w:p>
     <w:p>
@@ -942,14 +1133,30 @@
           <w:sz w:val="28"/>
           <w:szCs w:val="28"/>
         </w:rPr>
-        <w:t>-SEO will be done on this page</w:t>
-      </w:r>
-      <w:r>
-        <w:rPr>
-          <w:sz w:val="28"/>
-          <w:szCs w:val="28"/>
-        </w:rPr>
-        <w:t>{% endif %}</w:t>
+        <w:t xml:space="preserve">-SEO will be done on this </w:t>
+      </w:r>
+      <w:proofErr w:type="gramStart"/>
+      <w:r>
+        <w:rPr>
+          <w:sz w:val="28"/>
+          <w:szCs w:val="28"/>
+        </w:rPr>
+        <w:t>page</w:t>
+      </w:r>
+      <w:r>
+        <w:rPr>
+          <w:sz w:val="28"/>
+          <w:szCs w:val="28"/>
+        </w:rPr>
+        <w:t>{</w:t>
+      </w:r>
+      <w:proofErr w:type="gramEnd"/>
+      <w:r>
+        <w:rPr>
+          <w:sz w:val="28"/>
+          <w:szCs w:val="28"/>
+        </w:rPr>
+        <w:t>% endif %}</w:t>
       </w:r>
     </w:p>
     <w:p>
@@ -1470,7 +1677,15 @@
           <w:sz w:val="28"/>
           <w:szCs w:val="28"/>
         </w:rPr>
-        <w:t>if seo %}</w:t>
+        <w:t xml:space="preserve">if seo </w:t>
+      </w:r>
+      <w:proofErr w:type="gramStart"/>
+      <w:r>
+        <w:rPr>
+          <w:sz w:val="28"/>
+          <w:szCs w:val="28"/>
+        </w:rPr>
+        <w:t>%}</w:t>
       </w:r>
       <w:r>
         <w:rPr>
@@ -1480,7 +1695,18 @@
           <w:szCs w:val="28"/>
           <w:u w:val="single"/>
         </w:rPr>
-        <w:t>Service - SEO (Website / Landing page)</w:t>
+        <w:t>Service</w:t>
+      </w:r>
+      <w:proofErr w:type="gramEnd"/>
+      <w:r>
+        <w:rPr>
+          <w:b/>
+          <w:bCs/>
+          <w:sz w:val="28"/>
+          <w:szCs w:val="28"/>
+          <w:u w:val="single"/>
+        </w:rPr>
+        <w:t xml:space="preserve"> - SEO (Website / Landing page)</w:t>
       </w:r>
     </w:p>
     <w:p>
@@ -1845,7 +2071,15 @@
           <w:sz w:val="28"/>
           <w:szCs w:val="28"/>
         </w:rPr>
-        <w:t>{% if meta_ads %}</w:t>
+        <w:t xml:space="preserve">{% if meta_ads </w:t>
+      </w:r>
+      <w:proofErr w:type="gramStart"/>
+      <w:r>
+        <w:rPr>
+          <w:sz w:val="28"/>
+          <w:szCs w:val="28"/>
+        </w:rPr>
+        <w:t>%}</w:t>
       </w:r>
       <w:r>
         <w:rPr>
@@ -1855,7 +2089,18 @@
           <w:szCs w:val="28"/>
           <w:u w:val="single"/>
         </w:rPr>
-        <w:t xml:space="preserve">Service </w:t>
+        <w:t>Service</w:t>
+      </w:r>
+      <w:proofErr w:type="gramEnd"/>
+      <w:r>
+        <w:rPr>
+          <w:b/>
+          <w:bCs/>
+          <w:sz w:val="28"/>
+          <w:szCs w:val="28"/>
+          <w:u w:val="single"/>
+        </w:rPr>
+        <w:t xml:space="preserve"> </w:t>
       </w:r>
       <w:r>
         <w:rPr>
@@ -2481,6 +2726,7 @@
         </w:rPr>
         <w:t xml:space="preserve">{% if google_ads </w:t>
       </w:r>
+      <w:proofErr w:type="gramStart"/>
       <w:r>
         <w:rPr>
           <w:b/>
@@ -2509,7 +2755,18 @@
           <w:szCs w:val="28"/>
           <w:u w:val="single"/>
         </w:rPr>
-        <w:t>Service - Google Ads (Search + Display + YouTube)</w:t>
+        <w:t>Service</w:t>
+      </w:r>
+      <w:proofErr w:type="gramEnd"/>
+      <w:r>
+        <w:rPr>
+          <w:b/>
+          <w:bCs/>
+          <w:sz w:val="28"/>
+          <w:szCs w:val="28"/>
+          <w:u w:val="single"/>
+        </w:rPr>
+        <w:t xml:space="preserve"> - Google Ads (Search + Display + YouTube)</w:t>
       </w:r>
     </w:p>
     <w:p>
@@ -3045,14 +3302,30 @@
           <w:sz w:val="28"/>
           <w:szCs w:val="28"/>
         </w:rPr>
-        <w:t>Continuous optimization to improve lead quality</w:t>
-      </w:r>
-      <w:r>
-        <w:rPr>
-          <w:sz w:val="28"/>
-          <w:szCs w:val="28"/>
-        </w:rPr>
-        <w:t>{% endif %}</w:t>
+        <w:t xml:space="preserve">Continuous optimization to improve lead </w:t>
+      </w:r>
+      <w:proofErr w:type="gramStart"/>
+      <w:r>
+        <w:rPr>
+          <w:sz w:val="28"/>
+          <w:szCs w:val="28"/>
+        </w:rPr>
+        <w:t>quality</w:t>
+      </w:r>
+      <w:r>
+        <w:rPr>
+          <w:sz w:val="28"/>
+          <w:szCs w:val="28"/>
+        </w:rPr>
+        <w:t>{</w:t>
+      </w:r>
+      <w:proofErr w:type="gramEnd"/>
+      <w:r>
+        <w:rPr>
+          <w:sz w:val="28"/>
+          <w:szCs w:val="28"/>
+        </w:rPr>
+        <w:t>% endif %}</w:t>
       </w:r>
     </w:p>
     <w:p>
@@ -3072,6 +3345,47 @@
           <w:szCs w:val="28"/>
           <w:highlight w:val="yellow"/>
         </w:rPr>
+        <w:t xml:space="preserve">{% if out1 or out2 or out3 or </w:t>
+      </w:r>
+      <w:r>
+        <w:rPr>
+          <w:b/>
+          <w:bCs/>
+          <w:sz w:val="28"/>
+          <w:szCs w:val="28"/>
+          <w:highlight w:val="yellow"/>
+        </w:rPr>
+        <w:t>multiple_custom_outcomes</w:t>
+      </w:r>
+      <w:r>
+        <w:rPr>
+          <w:b/>
+          <w:bCs/>
+          <w:sz w:val="28"/>
+          <w:szCs w:val="28"/>
+          <w:highlight w:val="yellow"/>
+        </w:rPr>
+        <w:t xml:space="preserve"> </w:t>
+      </w:r>
+      <w:proofErr w:type="gramStart"/>
+      <w:r>
+        <w:rPr>
+          <w:b/>
+          <w:bCs/>
+          <w:sz w:val="28"/>
+          <w:szCs w:val="28"/>
+          <w:highlight w:val="yellow"/>
+        </w:rPr>
+        <w:t>%}</w:t>
+      </w:r>
+      <w:r>
+        <w:rPr>
+          <w:b/>
+          <w:bCs/>
+          <w:sz w:val="28"/>
+          <w:szCs w:val="28"/>
+          <w:highlight w:val="yellow"/>
+        </w:rPr>
         <w:t>Outcome</w:t>
       </w:r>
       <w:r>
@@ -3084,6 +3398,7 @@
         </w:rPr>
         <w:t>s</w:t>
       </w:r>
+      <w:proofErr w:type="gramEnd"/>
       <w:r>
         <w:rPr>
           <w:b/>
@@ -3092,7 +3407,37 @@
           <w:szCs w:val="28"/>
           <w:highlight w:val="yellow"/>
         </w:rPr>
-        <w:t xml:space="preserve"> You Can Expect</w:t>
+        <w:t xml:space="preserve"> You Can </w:t>
+      </w:r>
+      <w:proofErr w:type="gramStart"/>
+      <w:r>
+        <w:rPr>
+          <w:b/>
+          <w:bCs/>
+          <w:sz w:val="28"/>
+          <w:szCs w:val="28"/>
+          <w:highlight w:val="yellow"/>
+        </w:rPr>
+        <w:t>Expect</w:t>
+      </w:r>
+      <w:r>
+        <w:rPr>
+          <w:b/>
+          <w:bCs/>
+          <w:sz w:val="28"/>
+          <w:szCs w:val="28"/>
+        </w:rPr>
+        <w:t>{</w:t>
+      </w:r>
+      <w:proofErr w:type="gramEnd"/>
+      <w:r>
+        <w:rPr>
+          <w:b/>
+          <w:bCs/>
+          <w:sz w:val="28"/>
+          <w:szCs w:val="28"/>
+        </w:rPr>
+        <w:t>% endif %}</w:t>
       </w:r>
     </w:p>
     <w:p>
@@ -3182,94 +3527,238 @@
           <w:sz w:val="28"/>
           <w:szCs w:val="28"/>
         </w:rPr>
-        <w:t>Increased high-quality leads Lower cost per lead (CPL) Higher site visits</w:t>
-      </w:r>
-      <w:r>
-        <w:rPr>
-          <w:sz w:val="28"/>
-          <w:szCs w:val="28"/>
-        </w:rPr>
-        <w:t>{% endif %}</w:t>
-      </w:r>
-    </w:p>
-    <w:p>
-      <w:pPr>
-        <w:rPr>
-          <w:sz w:val="28"/>
-          <w:szCs w:val="28"/>
-        </w:rPr>
-      </w:pPr>
-      <w:r>
-        <w:rPr>
-          <w:sz w:val="28"/>
-          <w:szCs w:val="28"/>
-        </w:rPr>
-        <w:t>{% if out2 %}</w:t>
-      </w:r>
-      <w:r>
-        <w:rPr>
-          <w:sz w:val="28"/>
-          <w:szCs w:val="28"/>
-        </w:rPr>
-        <w:t>Better conversions</w:t>
-      </w:r>
-      <w:r>
-        <w:rPr>
-          <w:sz w:val="28"/>
-          <w:szCs w:val="28"/>
-        </w:rPr>
-        <w:t>{% endif %}</w:t>
-      </w:r>
-    </w:p>
-    <w:p>
-      <w:pPr>
-        <w:rPr>
-          <w:sz w:val="28"/>
-          <w:szCs w:val="28"/>
-        </w:rPr>
-      </w:pPr>
-      <w:r>
-        <w:rPr>
-          <w:sz w:val="28"/>
-          <w:szCs w:val="28"/>
-        </w:rPr>
-        <w:t>{% if out3 %}</w:t>
-      </w:r>
-      <w:r>
-        <w:rPr>
-          <w:sz w:val="28"/>
-          <w:szCs w:val="28"/>
-        </w:rPr>
-        <w:t>Strong digital brand presence</w:t>
-      </w:r>
-      <w:r>
-        <w:rPr>
-          <w:sz w:val="28"/>
-          <w:szCs w:val="28"/>
-        </w:rPr>
-        <w:t>{% endif %}</w:t>
-      </w:r>
-    </w:p>
-    <w:p>
-      <w:pPr>
-        <w:rPr>
-          <w:sz w:val="28"/>
-          <w:szCs w:val="28"/>
-        </w:rPr>
-      </w:pPr>
-      <w:r>
-        <w:rPr>
-          <w:sz w:val="28"/>
-          <w:szCs w:val="28"/>
-        </w:rPr>
-        <w:t>{% if multiple_custom_outcomes %}{% for outcome in outcomes %}{{ outcome }}{% endfor %}</w:t>
-      </w:r>
-      <w:r>
-        <w:rPr>
-          <w:sz w:val="28"/>
-          <w:szCs w:val="28"/>
-        </w:rPr>
-        <w:t>{% endif %}</w:t>
+        <w:t xml:space="preserve">Increased high-quality leads Lower cost per lead (CPL) Higher site </w:t>
+      </w:r>
+      <w:proofErr w:type="gramStart"/>
+      <w:r>
+        <w:rPr>
+          <w:sz w:val="28"/>
+          <w:szCs w:val="28"/>
+        </w:rPr>
+        <w:t>visits</w:t>
+      </w:r>
+      <w:r>
+        <w:rPr>
+          <w:sz w:val="28"/>
+          <w:szCs w:val="28"/>
+        </w:rPr>
+        <w:t>{</w:t>
+      </w:r>
+      <w:proofErr w:type="gramEnd"/>
+      <w:r>
+        <w:rPr>
+          <w:sz w:val="28"/>
+          <w:szCs w:val="28"/>
+        </w:rPr>
+        <w:t>% endif %}</w:t>
+      </w:r>
+    </w:p>
+    <w:p>
+      <w:pPr>
+        <w:rPr>
+          <w:sz w:val="28"/>
+          <w:szCs w:val="28"/>
+        </w:rPr>
+      </w:pPr>
+      <w:r>
+        <w:rPr>
+          <w:sz w:val="28"/>
+          <w:szCs w:val="28"/>
+        </w:rPr>
+        <w:t xml:space="preserve">{% if out2 </w:t>
+      </w:r>
+      <w:proofErr w:type="gramStart"/>
+      <w:r>
+        <w:rPr>
+          <w:sz w:val="28"/>
+          <w:szCs w:val="28"/>
+        </w:rPr>
+        <w:t>%}</w:t>
+      </w:r>
+      <w:r>
+        <w:rPr>
+          <w:sz w:val="28"/>
+          <w:szCs w:val="28"/>
+        </w:rPr>
+        <w:t>Better</w:t>
+      </w:r>
+      <w:proofErr w:type="gramEnd"/>
+      <w:r>
+        <w:rPr>
+          <w:sz w:val="28"/>
+          <w:szCs w:val="28"/>
+        </w:rPr>
+        <w:t xml:space="preserve"> </w:t>
+      </w:r>
+      <w:proofErr w:type="gramStart"/>
+      <w:r>
+        <w:rPr>
+          <w:sz w:val="28"/>
+          <w:szCs w:val="28"/>
+        </w:rPr>
+        <w:t>conversions</w:t>
+      </w:r>
+      <w:r>
+        <w:rPr>
+          <w:sz w:val="28"/>
+          <w:szCs w:val="28"/>
+        </w:rPr>
+        <w:t>{</w:t>
+      </w:r>
+      <w:proofErr w:type="gramEnd"/>
+      <w:r>
+        <w:rPr>
+          <w:sz w:val="28"/>
+          <w:szCs w:val="28"/>
+        </w:rPr>
+        <w:t>% endif %}</w:t>
+      </w:r>
+    </w:p>
+    <w:p>
+      <w:pPr>
+        <w:rPr>
+          <w:sz w:val="28"/>
+          <w:szCs w:val="28"/>
+        </w:rPr>
+      </w:pPr>
+      <w:r>
+        <w:rPr>
+          <w:sz w:val="28"/>
+          <w:szCs w:val="28"/>
+        </w:rPr>
+        <w:t xml:space="preserve">{% if out3 </w:t>
+      </w:r>
+      <w:proofErr w:type="gramStart"/>
+      <w:r>
+        <w:rPr>
+          <w:sz w:val="28"/>
+          <w:szCs w:val="28"/>
+        </w:rPr>
+        <w:t>%}</w:t>
+      </w:r>
+      <w:r>
+        <w:rPr>
+          <w:sz w:val="28"/>
+          <w:szCs w:val="28"/>
+        </w:rPr>
+        <w:t>Strong</w:t>
+      </w:r>
+      <w:proofErr w:type="gramEnd"/>
+      <w:r>
+        <w:rPr>
+          <w:sz w:val="28"/>
+          <w:szCs w:val="28"/>
+        </w:rPr>
+        <w:t xml:space="preserve"> digital brand </w:t>
+      </w:r>
+      <w:proofErr w:type="gramStart"/>
+      <w:r>
+        <w:rPr>
+          <w:sz w:val="28"/>
+          <w:szCs w:val="28"/>
+        </w:rPr>
+        <w:t>presence</w:t>
+      </w:r>
+      <w:r>
+        <w:rPr>
+          <w:sz w:val="28"/>
+          <w:szCs w:val="28"/>
+        </w:rPr>
+        <w:t>{</w:t>
+      </w:r>
+      <w:proofErr w:type="gramEnd"/>
+      <w:r>
+        <w:rPr>
+          <w:sz w:val="28"/>
+          <w:szCs w:val="28"/>
+        </w:rPr>
+        <w:t>% endif %}</w:t>
+      </w:r>
+    </w:p>
+    <w:p>
+      <w:pPr>
+        <w:rPr>
+          <w:sz w:val="28"/>
+          <w:szCs w:val="28"/>
+        </w:rPr>
+      </w:pPr>
+      <w:r>
+        <w:rPr>
+          <w:sz w:val="28"/>
+          <w:szCs w:val="28"/>
+        </w:rPr>
+        <w:t xml:space="preserve">{% if multiple_custom_outcomes </w:t>
+      </w:r>
+      <w:proofErr w:type="gramStart"/>
+      <w:r>
+        <w:rPr>
+          <w:sz w:val="28"/>
+          <w:szCs w:val="28"/>
+        </w:rPr>
+        <w:t>%}{</w:t>
+      </w:r>
+      <w:proofErr w:type="gramEnd"/>
+      <w:r>
+        <w:rPr>
+          <w:sz w:val="28"/>
+          <w:szCs w:val="28"/>
+        </w:rPr>
+        <w:t xml:space="preserve">% for outcome in outcomes </w:t>
+      </w:r>
+      <w:proofErr w:type="gramStart"/>
+      <w:r>
+        <w:rPr>
+          <w:sz w:val="28"/>
+          <w:szCs w:val="28"/>
+        </w:rPr>
+        <w:t>%}{{ outcome</w:t>
+      </w:r>
+      <w:proofErr w:type="gramEnd"/>
+      <w:r>
+        <w:rPr>
+          <w:sz w:val="28"/>
+          <w:szCs w:val="28"/>
+        </w:rPr>
+        <w:t xml:space="preserve"> </w:t>
+      </w:r>
+      <w:proofErr w:type="gramStart"/>
+      <w:r>
+        <w:rPr>
+          <w:sz w:val="28"/>
+          <w:szCs w:val="28"/>
+        </w:rPr>
+        <w:t>}}{</w:t>
+      </w:r>
+      <w:proofErr w:type="gramEnd"/>
+      <w:r>
+        <w:rPr>
+          <w:sz w:val="28"/>
+          <w:szCs w:val="28"/>
+        </w:rPr>
+        <w:t xml:space="preserve">% endfor </w:t>
+      </w:r>
+      <w:proofErr w:type="gramStart"/>
+      <w:r>
+        <w:rPr>
+          <w:sz w:val="28"/>
+          <w:szCs w:val="28"/>
+        </w:rPr>
+        <w:t>%}</w:t>
+      </w:r>
+      <w:r>
+        <w:rPr>
+          <w:sz w:val="28"/>
+          <w:szCs w:val="28"/>
+        </w:rPr>
+        <w:t>{</w:t>
+      </w:r>
+      <w:proofErr w:type="gramEnd"/>
+      <w:r>
+        <w:rPr>
+          <w:sz w:val="28"/>
+          <w:szCs w:val="28"/>
+        </w:rPr>
+        <w:t>% endif %}</w:t>
       </w:r>
     </w:p>
     <w:p>
@@ -3335,6 +3824,7 @@
           <w:szCs w:val="22"/>
           <w14:ligatures w14:val="none"/>
         </w:rPr>
+        <w:lastRenderedPageBreak/>
         <w:t>DIGITAL HOMEEZ (current account)</w:t>
       </w:r>
     </w:p>
@@ -3361,7 +3851,6 @@
           <w:szCs w:val="22"/>
           <w14:ligatures w14:val="none"/>
         </w:rPr>
-        <w:lastRenderedPageBreak/>
         <w:t xml:space="preserve">Account </w:t>
       </w:r>
       <w:r>
@@ -6083,7 +6572,6 @@
   <w:style w:type="character" w:default="1" w:styleId="DefaultParagraphFont">
     <w:name w:val="Default Paragraph Font"/>
     <w:uiPriority w:val="1"/>
-    <w:semiHidden/>
     <w:unhideWhenUsed/>
   </w:style>
   <w:style w:type="table" w:default="1" w:styleId="TableNormal">
